--- a/GUIA-FRAMEWORK-V3.docx
+++ b/GUIA-FRAMEWORK-V3.docx
@@ -132,7 +132,7 @@
           <w:sz w:val="20"/>
           <w:szCs w:val="20"/>
         </w:rPr>
-        <w:t xml:space="preserve">14 commands • 5 agents • 18 rules • 10 hooks</w:t>
+        <w:t xml:space="preserve">14 commands • 5 agents • 19 rules • 10 hooks</w:t>
       </w:r>
     </w:p>
     <w:p>
@@ -529,7 +529,7 @@
           <w:sz w:val="18"/>
           <w:szCs w:val="18"/>
         </w:rPr>
-        <w:t xml:space="preserve">    rules/                 &lt;- 18 checklists de qualidade</w:t>
+        <w:t xml:space="preserve">    rules/                 &lt;- 19 checklists de qualidade</w:t>
       </w:r>
     </w:p>
     <w:p>
@@ -13821,7 +13821,7 @@
                 <w:sz w:val="20"/>
                 <w:szCs w:val="20"/>
               </w:rPr>
-              <w:t xml:space="preserve">CLAUDE.md + 18 rules</w:t>
+              <w:t xml:space="preserve">CLAUDE.md + 19 rules</w:t>
             </w:r>
           </w:p>
         </w:tc>

--- a/GUIA-FRAMEWORK-V3.docx
+++ b/GUIA-FRAMEWORK-V3.docx
@@ -132,7 +132,7 @@
           <w:sz w:val="20"/>
           <w:szCs w:val="20"/>
         </w:rPr>
-        <w:t xml:space="preserve">14 commands • 5 agents • 19 rules • 10 hooks</w:t>
+        <w:t xml:space="preserve">17 commands • 6 agents • 21 rules • 10 hooks</w:t>
       </w:r>
     </w:p>
     <w:p>
@@ -147,7 +147,7 @@
           <w:sz w:val="20"/>
           <w:szCs w:val="20"/>
         </w:rPr>
-        <w:t xml:space="preserve">Pipeline completo: spec → plano → código → revisão → verificação → entrega</w:t>
+        <w:t xml:space="preserve">Pipeline completo: criar spec → validar spec → plano → código → revisão → verificação → entrega</w:t>
       </w:r>
     </w:p>
     <w:p>
@@ -499,37 +499,37 @@
           <w:sz w:val="18"/>
           <w:szCs w:val="18"/>
         </w:rPr>
-        <w:t xml:space="preserve">    commands/              &lt;- 14 slash commands</w:t>
-      </w:r>
-    </w:p>
-    <w:p>
-      <w:pPr>
-        <w:shd w:fill="F2F2F2" w:val="clear"/>
-        <w:spacing w:after="0"/>
-        <w:ind w:left="200"/>
-      </w:pPr>
-      <w:r>
-        <w:rPr>
-          <w:rFonts w:ascii="Consolas" w:cs="Consolas" w:eastAsia="Consolas" w:hAnsi="Consolas"/>
-          <w:sz w:val="18"/>
-          <w:szCs w:val="18"/>
-        </w:rPr>
-        <w:t xml:space="preserve">    agents/                &lt;- 5 subagents especializados</w:t>
-      </w:r>
-    </w:p>
-    <w:p>
-      <w:pPr>
-        <w:shd w:fill="F2F2F2" w:val="clear"/>
-        <w:spacing w:after="0"/>
-        <w:ind w:left="200"/>
-      </w:pPr>
-      <w:r>
-        <w:rPr>
-          <w:rFonts w:ascii="Consolas" w:cs="Consolas" w:eastAsia="Consolas" w:hAnsi="Consolas"/>
-          <w:sz w:val="18"/>
-          <w:szCs w:val="18"/>
-        </w:rPr>
-        <w:t xml:space="preserve">    rules/                 &lt;- 19 checklists de qualidade</w:t>
+        <w:t xml:space="preserve">    commands/              &lt;- 17 slash commands</w:t>
+      </w:r>
+    </w:p>
+    <w:p>
+      <w:pPr>
+        <w:shd w:fill="F2F2F2" w:val="clear"/>
+        <w:spacing w:after="0"/>
+        <w:ind w:left="200"/>
+      </w:pPr>
+      <w:r>
+        <w:rPr>
+          <w:rFonts w:ascii="Consolas" w:cs="Consolas" w:eastAsia="Consolas" w:hAnsi="Consolas"/>
+          <w:sz w:val="18"/>
+          <w:szCs w:val="18"/>
+        </w:rPr>
+        <w:t xml:space="preserve">    agents/                &lt;- 6 subagents especializados</w:t>
+      </w:r>
+    </w:p>
+    <w:p>
+      <w:pPr>
+        <w:shd w:fill="F2F2F2" w:val="clear"/>
+        <w:spacing w:after="0"/>
+        <w:ind w:left="200"/>
+      </w:pPr>
+      <w:r>
+        <w:rPr>
+          <w:rFonts w:ascii="Consolas" w:cs="Consolas" w:eastAsia="Consolas" w:hAnsi="Consolas"/>
+          <w:sz w:val="18"/>
+          <w:szCs w:val="18"/>
+        </w:rPr>
+        <w:t xml:space="preserve">    rules/                 &lt;- 21 checklists de qualidade</w:t>
       </w:r>
     </w:p>
     <w:p>
@@ -728,7 +728,7 @@
           <w:sz w:val="32"/>
           <w:szCs w:val="32"/>
         </w:rPr>
-        <w:t xml:space="preserve">PASSO 1 — Especificação</w:t>
+        <w:t xml:space="preserve">PASSO 1 — Criar a Especificação</w:t>
       </w:r>
     </w:p>
     <w:p>
@@ -757,7 +757,7 @@
           <w:sz w:val="22"/>
           <w:szCs w:val="22"/>
         </w:rPr>
-        <w:t xml:space="preserve">Antes de planejar ou codar qualquer coisa. É o primeiro passo de todo projeto.</w:t>
+        <w:t xml:space="preserve">Antes de TUDO. É o primeiro passo de todo projeto novo. Se você já tem uma spec pronta (documento, PRD, briefing), pule para o Passo 2.</w:t>
       </w:r>
     </w:p>
     <w:p>
@@ -786,61 +786,271 @@
           <w:sz w:val="22"/>
           <w:szCs w:val="22"/>
         </w:rPr>
-        <w:t xml:space="preserve">Escrever a especificação do que será construído. Pode ser:</w:t>
-      </w:r>
-    </w:p>
-    <w:p>
-      <w:pPr>
-        <w:pStyle w:val="ListParagraph"/>
-        <w:numPr>
-          <w:ilvl w:val="0"/>
-          <w:numId w:val="2"/>
-        </w:numPr>
-        <w:spacing w:after="60"/>
-      </w:pPr>
-      <w:r>
-        <w:rPr>
-          <w:rFonts w:ascii="Calibri" w:cs="Calibri" w:eastAsia="Calibri" w:hAnsi="Calibri"/>
-          <w:sz w:val="22"/>
-          <w:szCs w:val="22"/>
-        </w:rPr>
-        <w:t xml:space="preserve">Um documento de texto (Micro-spec, PRD, briefing)</w:t>
-      </w:r>
-    </w:p>
-    <w:p>
-      <w:pPr>
-        <w:pStyle w:val="ListParagraph"/>
-        <w:numPr>
-          <w:ilvl w:val="0"/>
-          <w:numId w:val="2"/>
-        </w:numPr>
-        <w:spacing w:after="60"/>
-      </w:pPr>
-      <w:r>
-        <w:rPr>
-          <w:rFonts w:ascii="Calibri" w:cs="Calibri" w:eastAsia="Calibri" w:hAnsi="Calibri"/>
-          <w:sz w:val="22"/>
-          <w:szCs w:val="22"/>
-        </w:rPr>
-        <w:t xml:space="preserve">Uma descrição detalhada no chat</w:t>
-      </w:r>
-    </w:p>
-    <w:p>
-      <w:pPr>
-        <w:pStyle w:val="ListParagraph"/>
-        <w:numPr>
-          <w:ilvl w:val="0"/>
-          <w:numId w:val="2"/>
-        </w:numPr>
-        <w:spacing w:after="60"/>
-      </w:pPr>
-      <w:r>
-        <w:rPr>
-          <w:rFonts w:ascii="Calibri" w:cs="Calibri" w:eastAsia="Calibri" w:hAnsi="Calibri"/>
-          <w:sz w:val="22"/>
-          <w:szCs w:val="22"/>
-        </w:rPr>
-        <w:t xml:space="preserve">Um arquivo .md no projeto</w:t>
+        <w:t xml:space="preserve">Usar o </w:t>
+      </w:r>
+      <w:r>
+        <w:rPr>
+          <w:rFonts w:ascii="Calibri" w:cs="Calibri" w:eastAsia="Calibri" w:hAnsi="Calibri"/>
+          <w:b/>
+          <w:bCs/>
+          <w:sz w:val="22"/>
+          <w:szCs w:val="22"/>
+        </w:rPr>
+        <w:t xml:space="preserve">/spec-create</w:t>
+      </w:r>
+      <w:r>
+        <w:rPr>
+          <w:rFonts w:ascii="Calibri" w:cs="Calibri" w:eastAsia="Calibri" w:hAnsi="Calibri"/>
+          <w:sz w:val="22"/>
+          <w:szCs w:val="22"/>
+        </w:rPr>
+        <w:t xml:space="preserve"> para construir a especificação do zero com ajuda do Claude Code. O comando guia você por 6 fases:</w:t>
+      </w:r>
+    </w:p>
+    <w:p>
+      <w:pPr>
+        <w:spacing w:after="120"/>
+      </w:pPr>
+      <w:r>
+        <w:rPr>
+          <w:rFonts w:ascii="Calibri" w:cs="Calibri" w:eastAsia="Calibri" w:hAnsi="Calibri"/>
+          <w:b/>
+          <w:bCs/>
+          <w:sz w:val="22"/>
+          <w:szCs w:val="22"/>
+        </w:rPr>
+        <w:t xml:space="preserve">1. </w:t>
+      </w:r>
+      <w:r>
+        <w:rPr>
+          <w:rFonts w:ascii="Calibri" w:cs="Calibri" w:eastAsia="Calibri" w:hAnsi="Calibri"/>
+          <w:sz w:val="22"/>
+          <w:szCs w:val="22"/>
+        </w:rPr>
+        <w:t xml:space="preserve"/>
+      </w:r>
+      <w:r>
+        <w:rPr>
+          <w:rFonts w:ascii="Calibri" w:cs="Calibri" w:eastAsia="Calibri" w:hAnsi="Calibri"/>
+          <w:b/>
+          <w:bCs/>
+          <w:sz w:val="22"/>
+          <w:szCs w:val="22"/>
+        </w:rPr>
+        <w:t xml:space="preserve">Discovery</w:t>
+      </w:r>
+      <w:r>
+        <w:rPr>
+          <w:rFonts w:ascii="Calibri" w:cs="Calibri" w:eastAsia="Calibri" w:hAnsi="Calibri"/>
+          <w:sz w:val="22"/>
+          <w:szCs w:val="22"/>
+        </w:rPr>
+        <w:t xml:space="preserve"> — o Claude Code faz perguntas para entender sua visão (o que, por quê, para quem)</w:t>
+      </w:r>
+    </w:p>
+    <w:p>
+      <w:pPr>
+        <w:spacing w:after="120"/>
+      </w:pPr>
+      <w:r>
+        <w:rPr>
+          <w:rFonts w:ascii="Calibri" w:cs="Calibri" w:eastAsia="Calibri" w:hAnsi="Calibri"/>
+          <w:b/>
+          <w:bCs/>
+          <w:sz w:val="22"/>
+          <w:szCs w:val="22"/>
+        </w:rPr>
+        <w:t xml:space="preserve">2. </w:t>
+      </w:r>
+      <w:r>
+        <w:rPr>
+          <w:rFonts w:ascii="Calibri" w:cs="Calibri" w:eastAsia="Calibri" w:hAnsi="Calibri"/>
+          <w:sz w:val="22"/>
+          <w:szCs w:val="22"/>
+        </w:rPr>
+        <w:t xml:space="preserve"/>
+      </w:r>
+      <w:r>
+        <w:rPr>
+          <w:rFonts w:ascii="Calibri" w:cs="Calibri" w:eastAsia="Calibri" w:hAnsi="Calibri"/>
+          <w:b/>
+          <w:bCs/>
+          <w:sz w:val="22"/>
+          <w:szCs w:val="22"/>
+        </w:rPr>
+        <w:t xml:space="preserve">Requisitos</w:t>
+      </w:r>
+      <w:r>
+        <w:rPr>
+          <w:rFonts w:ascii="Calibri" w:cs="Calibri" w:eastAsia="Calibri" w:hAnsi="Calibri"/>
+          <w:sz w:val="22"/>
+          <w:szCs w:val="22"/>
+        </w:rPr>
+        <w:t xml:space="preserve"> — classifica cada requisito em v1 (agora), v2 (depois) ou fora do escopo</w:t>
+      </w:r>
+    </w:p>
+    <w:p>
+      <w:pPr>
+        <w:spacing w:after="120"/>
+      </w:pPr>
+      <w:r>
+        <w:rPr>
+          <w:rFonts w:ascii="Calibri" w:cs="Calibri" w:eastAsia="Calibri" w:hAnsi="Calibri"/>
+          <w:b/>
+          <w:bCs/>
+          <w:sz w:val="22"/>
+          <w:szCs w:val="22"/>
+        </w:rPr>
+        <w:t xml:space="preserve">3. </w:t>
+      </w:r>
+      <w:r>
+        <w:rPr>
+          <w:rFonts w:ascii="Calibri" w:cs="Calibri" w:eastAsia="Calibri" w:hAnsi="Calibri"/>
+          <w:sz w:val="22"/>
+          <w:szCs w:val="22"/>
+        </w:rPr>
+        <w:t xml:space="preserve"/>
+      </w:r>
+      <w:r>
+        <w:rPr>
+          <w:rFonts w:ascii="Calibri" w:cs="Calibri" w:eastAsia="Calibri" w:hAnsi="Calibri"/>
+          <w:b/>
+          <w:bCs/>
+          <w:sz w:val="22"/>
+          <w:szCs w:val="22"/>
+        </w:rPr>
+        <w:t xml:space="preserve">Telas e Fluxos</w:t>
+      </w:r>
+      <w:r>
+        <w:rPr>
+          <w:rFonts w:ascii="Calibri" w:cs="Calibri" w:eastAsia="Calibri" w:hAnsi="Calibri"/>
+          <w:sz w:val="22"/>
+          <w:szCs w:val="22"/>
+        </w:rPr>
+        <w:t xml:space="preserve"> — mapeia telas, navegação, modelo de dados</w:t>
+      </w:r>
+    </w:p>
+    <w:p>
+      <w:pPr>
+        <w:spacing w:after="120"/>
+      </w:pPr>
+      <w:r>
+        <w:rPr>
+          <w:rFonts w:ascii="Calibri" w:cs="Calibri" w:eastAsia="Calibri" w:hAnsi="Calibri"/>
+          <w:b/>
+          <w:bCs/>
+          <w:sz w:val="22"/>
+          <w:szCs w:val="22"/>
+        </w:rPr>
+        <w:t xml:space="preserve">4. </w:t>
+      </w:r>
+      <w:r>
+        <w:rPr>
+          <w:rFonts w:ascii="Calibri" w:cs="Calibri" w:eastAsia="Calibri" w:hAnsi="Calibri"/>
+          <w:sz w:val="22"/>
+          <w:szCs w:val="22"/>
+        </w:rPr>
+        <w:t xml:space="preserve"/>
+      </w:r>
+      <w:r>
+        <w:rPr>
+          <w:rFonts w:ascii="Calibri" w:cs="Calibri" w:eastAsia="Calibri" w:hAnsi="Calibri"/>
+          <w:b/>
+          <w:bCs/>
+          <w:sz w:val="22"/>
+          <w:szCs w:val="22"/>
+        </w:rPr>
+        <w:t xml:space="preserve">Gray Areas</w:t>
+      </w:r>
+      <w:r>
+        <w:rPr>
+          <w:rFonts w:ascii="Calibri" w:cs="Calibri" w:eastAsia="Calibri" w:hAnsi="Calibri"/>
+          <w:sz w:val="22"/>
+          <w:szCs w:val="22"/>
+        </w:rPr>
+        <w:t xml:space="preserve"> — identifica e resolve ambiguidades antes de codar</w:t>
+      </w:r>
+    </w:p>
+    <w:p>
+      <w:pPr>
+        <w:spacing w:after="120"/>
+      </w:pPr>
+      <w:r>
+        <w:rPr>
+          <w:rFonts w:ascii="Calibri" w:cs="Calibri" w:eastAsia="Calibri" w:hAnsi="Calibri"/>
+          <w:b/>
+          <w:bCs/>
+          <w:sz w:val="22"/>
+          <w:szCs w:val="22"/>
+        </w:rPr>
+        <w:t xml:space="preserve">5. </w:t>
+      </w:r>
+      <w:r>
+        <w:rPr>
+          <w:rFonts w:ascii="Calibri" w:cs="Calibri" w:eastAsia="Calibri" w:hAnsi="Calibri"/>
+          <w:sz w:val="22"/>
+          <w:szCs w:val="22"/>
+        </w:rPr>
+        <w:t xml:space="preserve"/>
+      </w:r>
+      <w:r>
+        <w:rPr>
+          <w:rFonts w:ascii="Calibri" w:cs="Calibri" w:eastAsia="Calibri" w:hAnsi="Calibri"/>
+          <w:b/>
+          <w:bCs/>
+          <w:sz w:val="22"/>
+          <w:szCs w:val="22"/>
+        </w:rPr>
+        <w:t xml:space="preserve">Geração</w:t>
+      </w:r>
+      <w:r>
+        <w:rPr>
+          <w:rFonts w:ascii="Calibri" w:cs="Calibri" w:eastAsia="Calibri" w:hAnsi="Calibri"/>
+          <w:sz w:val="22"/>
+          <w:szCs w:val="22"/>
+        </w:rPr>
+        <w:t xml:space="preserve"> — produz o documento de spec completo</w:t>
+      </w:r>
+    </w:p>
+    <w:p>
+      <w:pPr>
+        <w:spacing w:after="120"/>
+      </w:pPr>
+      <w:r>
+        <w:rPr>
+          <w:rFonts w:ascii="Calibri" w:cs="Calibri" w:eastAsia="Calibri" w:hAnsi="Calibri"/>
+          <w:b/>
+          <w:bCs/>
+          <w:sz w:val="22"/>
+          <w:szCs w:val="22"/>
+        </w:rPr>
+        <w:t xml:space="preserve">6. </w:t>
+      </w:r>
+      <w:r>
+        <w:rPr>
+          <w:rFonts w:ascii="Calibri" w:cs="Calibri" w:eastAsia="Calibri" w:hAnsi="Calibri"/>
+          <w:sz w:val="22"/>
+          <w:szCs w:val="22"/>
+        </w:rPr>
+        <w:t xml:space="preserve"/>
+      </w:r>
+      <w:r>
+        <w:rPr>
+          <w:rFonts w:ascii="Calibri" w:cs="Calibri" w:eastAsia="Calibri" w:hAnsi="Calibri"/>
+          <w:b/>
+          <w:bCs/>
+          <w:sz w:val="22"/>
+          <w:szCs w:val="22"/>
+        </w:rPr>
+        <w:t xml:space="preserve">Handoff</w:t>
+      </w:r>
+      <w:r>
+        <w:rPr>
+          <w:rFonts w:ascii="Calibri" w:cs="Calibri" w:eastAsia="Calibri" w:hAnsi="Calibri"/>
+          <w:sz w:val="22"/>
+          <w:szCs w:val="22"/>
+        </w:rPr>
+        <w:t xml:space="preserve"> — resumo + próximos passos</w:t>
       </w:r>
     </w:p>
     <w:p>
@@ -856,7 +1066,371 @@
           <w:sz w:val="22"/>
           <w:szCs w:val="22"/>
         </w:rPr>
-        <w:t xml:space="preserve">Como rodar o gate</w:t>
+        <w:t xml:space="preserve">Como rodar</w:t>
+      </w:r>
+    </w:p>
+    <w:p>
+      <w:pPr>
+        <w:shd w:fill="F2F2F2" w:val="clear"/>
+        <w:spacing w:after="0"/>
+        <w:ind w:left="200"/>
+      </w:pPr>
+      <w:r>
+        <w:rPr>
+          <w:rFonts w:ascii="Consolas" w:cs="Consolas" w:eastAsia="Consolas" w:hAnsi="Consolas"/>
+          <w:sz w:val="18"/>
+          <w:szCs w:val="18"/>
+        </w:rPr>
+        <w:t xml:space="preserve">/spec-create</w:t>
+      </w:r>
+    </w:p>
+    <w:p>
+      <w:pPr>
+        <w:pStyle w:val="Heading3"/>
+        <w:spacing w:after="120" w:before="200"/>
+      </w:pPr>
+      <w:r>
+        <w:rPr>
+          <w:rFonts w:ascii="Calibri" w:cs="Calibri" w:eastAsia="Calibri" w:hAnsi="Calibri"/>
+          <w:b/>
+          <w:bCs/>
+          <w:sz w:val="22"/>
+          <w:szCs w:val="22"/>
+        </w:rPr>
+        <w:t xml:space="preserve">O que escrever no prompt</w:t>
+      </w:r>
+    </w:p>
+    <w:p>
+      <w:pPr>
+        <w:spacing w:after="120"/>
+      </w:pPr>
+      <w:r>
+        <w:rPr>
+          <w:rFonts w:ascii="Calibri" w:cs="Calibri" w:eastAsia="Calibri" w:hAnsi="Calibri"/>
+          <w:sz w:val="22"/>
+          <w:szCs w:val="22"/>
+        </w:rPr>
+        <w:t xml:space="preserve"/>
+      </w:r>
+      <w:r>
+        <w:rPr>
+          <w:rFonts w:ascii="Calibri" w:cs="Calibri" w:eastAsia="Calibri" w:hAnsi="Calibri"/>
+          <w:b/>
+          <w:bCs/>
+          <w:sz w:val="22"/>
+          <w:szCs w:val="22"/>
+        </w:rPr>
+        <w:t xml:space="preserve">A partir de uma ideia:</w:t>
+      </w:r>
+      <w:r>
+        <w:rPr>
+          <w:rFonts w:ascii="Calibri" w:cs="Calibri" w:eastAsia="Calibri" w:hAnsi="Calibri"/>
+          <w:sz w:val="22"/>
+          <w:szCs w:val="22"/>
+        </w:rPr>
+        <w:t xml:space="preserve"/>
+      </w:r>
+    </w:p>
+    <w:p>
+      <w:pPr>
+        <w:shd w:fill="F2F2F2" w:val="clear"/>
+        <w:spacing w:after="0"/>
+        <w:ind w:left="200"/>
+      </w:pPr>
+      <w:r>
+        <w:rPr>
+          <w:rFonts w:ascii="Consolas" w:cs="Consolas" w:eastAsia="Consolas" w:hAnsi="Consolas"/>
+          <w:sz w:val="18"/>
+          <w:szCs w:val="18"/>
+        </w:rPr>
+        <w:t xml:space="preserve">/spec-create</w:t>
+      </w:r>
+    </w:p>
+    <w:p>
+      <w:pPr>
+        <w:shd w:fill="F2F2F2" w:val="clear"/>
+        <w:spacing w:after="0"/>
+        <w:ind w:left="200"/>
+      </w:pPr>
+      <w:r>
+        <w:rPr>
+          <w:rFonts w:ascii="Consolas" w:cs="Consolas" w:eastAsia="Consolas" w:hAnsi="Consolas"/>
+          <w:sz w:val="18"/>
+          <w:szCs w:val="18"/>
+        </w:rPr>
+        <w:t xml:space="preserve"> </w:t>
+      </w:r>
+    </w:p>
+    <w:p>
+      <w:pPr>
+        <w:shd w:fill="F2F2F2" w:val="clear"/>
+        <w:spacing w:after="0"/>
+        <w:ind w:left="200"/>
+      </w:pPr>
+      <w:r>
+        <w:rPr>
+          <w:rFonts w:ascii="Consolas" w:cs="Consolas" w:eastAsia="Consolas" w:hAnsi="Consolas"/>
+          <w:sz w:val="18"/>
+          <w:szCs w:val="18"/>
+        </w:rPr>
+        <w:t xml:space="preserve">Quero construir um app de gestão de tarefas para equipes.</w:t>
+      </w:r>
+    </w:p>
+    <w:p>
+      <w:pPr>
+        <w:shd w:fill="F2F2F2" w:val="clear"/>
+        <w:spacing w:after="0"/>
+        <w:ind w:left="200"/>
+      </w:pPr>
+      <w:r>
+        <w:rPr>
+          <w:rFonts w:ascii="Consolas" w:cs="Consolas" w:eastAsia="Consolas" w:hAnsi="Consolas"/>
+          <w:sz w:val="18"/>
+          <w:szCs w:val="18"/>
+        </w:rPr>
+        <w:t xml:space="preserve">Precisa ter kanban, atribuição de tarefas e notificações.</w:t>
+      </w:r>
+    </w:p>
+    <w:p>
+      <w:pPr>
+        <w:spacing w:after="80"/>
+      </w:pPr>
+    </w:p>
+    <w:p>
+      <w:pPr>
+        <w:spacing w:after="120"/>
+      </w:pPr>
+      <w:r>
+        <w:rPr>
+          <w:rFonts w:ascii="Calibri" w:cs="Calibri" w:eastAsia="Calibri" w:hAnsi="Calibri"/>
+          <w:sz w:val="22"/>
+          <w:szCs w:val="22"/>
+        </w:rPr>
+        <w:t xml:space="preserve"/>
+      </w:r>
+      <w:r>
+        <w:rPr>
+          <w:rFonts w:ascii="Calibri" w:cs="Calibri" w:eastAsia="Calibri" w:hAnsi="Calibri"/>
+          <w:b/>
+          <w:bCs/>
+          <w:sz w:val="22"/>
+          <w:szCs w:val="22"/>
+        </w:rPr>
+        <w:t xml:space="preserve">A partir de um documento existente (briefing, anotações):</w:t>
+      </w:r>
+      <w:r>
+        <w:rPr>
+          <w:rFonts w:ascii="Calibri" w:cs="Calibri" w:eastAsia="Calibri" w:hAnsi="Calibri"/>
+          <w:sz w:val="22"/>
+          <w:szCs w:val="22"/>
+        </w:rPr>
+        <w:t xml:space="preserve"/>
+      </w:r>
+    </w:p>
+    <w:p>
+      <w:pPr>
+        <w:shd w:fill="F2F2F2" w:val="clear"/>
+        <w:spacing w:after="0"/>
+        <w:ind w:left="200"/>
+      </w:pPr>
+      <w:r>
+        <w:rPr>
+          <w:rFonts w:ascii="Consolas" w:cs="Consolas" w:eastAsia="Consolas" w:hAnsi="Consolas"/>
+          <w:sz w:val="18"/>
+          <w:szCs w:val="18"/>
+        </w:rPr>
+        <w:t xml:space="preserve">/spec-create</w:t>
+      </w:r>
+    </w:p>
+    <w:p>
+      <w:pPr>
+        <w:shd w:fill="F2F2F2" w:val="clear"/>
+        <w:spacing w:after="0"/>
+        <w:ind w:left="200"/>
+      </w:pPr>
+      <w:r>
+        <w:rPr>
+          <w:rFonts w:ascii="Consolas" w:cs="Consolas" w:eastAsia="Consolas" w:hAnsi="Consolas"/>
+          <w:sz w:val="18"/>
+          <w:szCs w:val="18"/>
+        </w:rPr>
+        <w:t xml:space="preserve"> </w:t>
+      </w:r>
+    </w:p>
+    <w:p>
+      <w:pPr>
+        <w:shd w:fill="F2F2F2" w:val="clear"/>
+        <w:spacing w:after="0"/>
+        <w:ind w:left="200"/>
+      </w:pPr>
+      <w:r>
+        <w:rPr>
+          <w:rFonts w:ascii="Consolas" w:cs="Consolas" w:eastAsia="Consolas" w:hAnsi="Consolas"/>
+          <w:sz w:val="18"/>
+          <w:szCs w:val="18"/>
+        </w:rPr>
+        <w:t xml:space="preserve">Crie a spec baseada no briefing em docs/briefing-projeto.md</w:t>
+      </w:r>
+    </w:p>
+    <w:p>
+      <w:pPr>
+        <w:pStyle w:val="Heading3"/>
+        <w:spacing w:after="120" w:before="200"/>
+      </w:pPr>
+      <w:r>
+        <w:rPr>
+          <w:rFonts w:ascii="Calibri" w:cs="Calibri" w:eastAsia="Calibri" w:hAnsi="Calibri"/>
+          <w:b/>
+          <w:bCs/>
+          <w:sz w:val="22"/>
+          <w:szCs w:val="22"/>
+        </w:rPr>
+        <w:t xml:space="preserve">O que esperar</w:t>
+      </w:r>
+    </w:p>
+    <w:p>
+      <w:pPr>
+        <w:spacing w:after="120"/>
+      </w:pPr>
+      <w:r>
+        <w:rPr>
+          <w:rFonts w:ascii="Calibri" w:cs="Calibri" w:eastAsia="Calibri" w:hAnsi="Calibri"/>
+          <w:sz w:val="22"/>
+          <w:szCs w:val="22"/>
+        </w:rPr>
+        <w:t xml:space="preserve">O Claude Code vai conversar com você — não é um formulário. Ele faz 2-4 perguntas por rodada, segue o que você traz, e desafia vaguezas com opções concretas.</w:t>
+      </w:r>
+    </w:p>
+    <w:p>
+      <w:pPr>
+        <w:spacing w:after="120"/>
+      </w:pPr>
+      <w:r>
+        <w:rPr>
+          <w:rFonts w:ascii="Calibri" w:cs="Calibri" w:eastAsia="Calibri" w:hAnsi="Calibri"/>
+          <w:sz w:val="22"/>
+          <w:szCs w:val="22"/>
+        </w:rPr>
+        <w:t xml:space="preserve">No final, você recebe um arquivo .md com: visão geral, requisitos com IDs (únicos e rastreáveis), telas, fluxos, modelo de dados, regras de negócio e critérios de aceite.</w:t>
+      </w:r>
+    </w:p>
+    <w:p>
+      <w:pPr>
+        <w:spacing w:after="120"/>
+      </w:pPr>
+      <w:r>
+        <w:rPr>
+          <w:rFonts w:ascii="Calibri" w:cs="Calibri" w:eastAsia="Calibri" w:hAnsi="Calibri"/>
+          <w:sz w:val="22"/>
+          <w:szCs w:val="22"/>
+        </w:rPr>
+        <w:t xml:space="preserve"/>
+      </w:r>
+      <w:r>
+        <w:rPr>
+          <w:rFonts w:ascii="Calibri" w:cs="Calibri" w:eastAsia="Calibri" w:hAnsi="Calibri"/>
+          <w:b/>
+          <w:bCs/>
+          <w:sz w:val="22"/>
+          <w:szCs w:val="22"/>
+        </w:rPr>
+        <w:t xml:space="preserve">Próximo passo:</w:t>
+      </w:r>
+      <w:r>
+        <w:rPr>
+          <w:rFonts w:ascii="Calibri" w:cs="Calibri" w:eastAsia="Calibri" w:hAnsi="Calibri"/>
+          <w:sz w:val="22"/>
+          <w:szCs w:val="22"/>
+        </w:rPr>
+        <w:t xml:space="preserve"> Rodar </w:t>
+      </w:r>
+      <w:r>
+        <w:rPr>
+          <w:rFonts w:ascii="Calibri" w:cs="Calibri" w:eastAsia="Calibri" w:hAnsi="Calibri"/>
+          <w:b/>
+          <w:bCs/>
+          <w:sz w:val="22"/>
+          <w:szCs w:val="22"/>
+        </w:rPr>
+        <w:t xml:space="preserve">/spec-check</w:t>
+      </w:r>
+      <w:r>
+        <w:rPr>
+          <w:rFonts w:ascii="Calibri" w:cs="Calibri" w:eastAsia="Calibri" w:hAnsi="Calibri"/>
+          <w:sz w:val="22"/>
+          <w:szCs w:val="22"/>
+        </w:rPr>
+        <w:t xml:space="preserve"> para validar a spec gerada (Passo 2).</w:t>
+      </w:r>
+    </w:p>
+    <w:p>
+      <w:pPr>
+        <w:pBdr>
+          <w:bottom w:val="single" w:color="2E5090" w:sz="6" w:space="1"/>
+        </w:pBdr>
+        <w:spacing w:after="200" w:before="200"/>
+      </w:pPr>
+    </w:p>
+    <w:p>
+      <w:pPr>
+        <w:pStyle w:val="Heading1"/>
+        <w:spacing w:after="200" w:before="360"/>
+      </w:pPr>
+      <w:r>
+        <w:rPr>
+          <w:rFonts w:ascii="Calibri" w:cs="Calibri" w:eastAsia="Calibri" w:hAnsi="Calibri"/>
+          <w:b/>
+          <w:bCs/>
+          <w:color w:val="2E5090"/>
+          <w:sz w:val="32"/>
+          <w:szCs w:val="32"/>
+        </w:rPr>
+        <w:t xml:space="preserve">PASSO 2 — Validar a Especificação</w:t>
+      </w:r>
+    </w:p>
+    <w:p>
+      <w:pPr>
+        <w:pStyle w:val="Heading3"/>
+        <w:spacing w:after="120" w:before="200"/>
+      </w:pPr>
+      <w:r>
+        <w:rPr>
+          <w:rFonts w:ascii="Calibri" w:cs="Calibri" w:eastAsia="Calibri" w:hAnsi="Calibri"/>
+          <w:b/>
+          <w:bCs/>
+          <w:sz w:val="22"/>
+          <w:szCs w:val="22"/>
+        </w:rPr>
+        <w:t xml:space="preserve">Quando</w:t>
+      </w:r>
+    </w:p>
+    <w:p>
+      <w:pPr>
+        <w:spacing w:after="120"/>
+      </w:pPr>
+      <w:r>
+        <w:rPr>
+          <w:rFonts w:ascii="Calibri" w:cs="Calibri" w:eastAsia="Calibri" w:hAnsi="Calibri"/>
+          <w:sz w:val="22"/>
+          <w:szCs w:val="22"/>
+        </w:rPr>
+        <w:t xml:space="preserve">Depois de ter a spec pronta (via /spec-create ou escrita manualmente). Gate obrigatório antes de planejar.</w:t>
+      </w:r>
+    </w:p>
+    <w:p>
+      <w:pPr>
+        <w:pStyle w:val="Heading3"/>
+        <w:spacing w:after="120" w:before="200"/>
+      </w:pPr>
+      <w:r>
+        <w:rPr>
+          <w:rFonts w:ascii="Calibri" w:cs="Calibri" w:eastAsia="Calibri" w:hAnsi="Calibri"/>
+          <w:b/>
+          <w:bCs/>
+          <w:sz w:val="22"/>
+          <w:szCs w:val="22"/>
+        </w:rPr>
+        <w:t xml:space="preserve">O que fazer</w:t>
       </w:r>
     </w:p>
     <w:p>
@@ -1351,7 +1925,7 @@
                 <w:sz w:val="20"/>
                 <w:szCs w:val="20"/>
               </w:rPr>
-              <w:t xml:space="preserve">Ir para o Passo 2</w:t>
+              <w:t xml:space="preserve">Ir para o Passo 3</w:t>
             </w:r>
           </w:p>
         </w:tc>
@@ -1434,7 +2008,7 @@
                 <w:sz w:val="20"/>
                 <w:szCs w:val="20"/>
               </w:rPr>
-              <w:t xml:space="preserve">Revisar premissas, aceitar ou corrigir, depois Passo 2</w:t>
+              <w:t xml:space="preserve">Revisar premissas, aceitar ou corrigir, depois Passo 3</w:t>
             </w:r>
           </w:p>
         </w:tc>
@@ -1574,7 +2148,7 @@
           <w:sz w:val="32"/>
           <w:szCs w:val="32"/>
         </w:rPr>
-        <w:t xml:space="preserve">PASSO 2 — Planejamento Visual (APENAS para projetos com UI)</w:t>
+        <w:t xml:space="preserve">PASSO 3 — Planejamento Visual (APENAS para projetos com UI)</w:t>
       </w:r>
     </w:p>
     <w:p>
@@ -1626,7 +2200,7 @@
           <w:sz w:val="22"/>
           <w:szCs w:val="22"/>
         </w:rPr>
-        <w:t xml:space="preserve">pular para o Passo 4</w:t>
+        <w:t xml:space="preserve">pular para o Passo 5</w:t>
       </w:r>
       <w:r>
         <w:rPr>
@@ -1650,7 +2224,7 @@
           <w:sz w:val="22"/>
           <w:szCs w:val="22"/>
         </w:rPr>
-        <w:t xml:space="preserve">2a — Estrutura de Telas (/ui-plan)</w:t>
+        <w:t xml:space="preserve">3a — Estrutura de Telas (/ui-plan)</w:t>
       </w:r>
     </w:p>
     <w:p>
@@ -1945,7 +2519,7 @@
                 <w:sz w:val="20"/>
                 <w:szCs w:val="20"/>
               </w:rPr>
-              <w:t xml:space="preserve">Ir para 2b (design-preview)</w:t>
+              <w:t xml:space="preserve">Ir para 3b (design-preview)</w:t>
             </w:r>
           </w:p>
         </w:tc>
@@ -2020,7 +2594,7 @@
           <w:sz w:val="22"/>
           <w:szCs w:val="22"/>
         </w:rPr>
-        <w:t xml:space="preserve">2b — Design System (/design-preview)</w:t>
+        <w:t xml:space="preserve">3b — Design System (/design-preview)</w:t>
       </w:r>
     </w:p>
     <w:p>
@@ -2244,7 +2818,7 @@
           <w:sz w:val="22"/>
           <w:szCs w:val="22"/>
         </w:rPr>
-        <w:t xml:space="preserve">2c — Construir a UI Shell</w:t>
+        <w:t xml:space="preserve">3c — Construir a UI Shell</w:t>
       </w:r>
     </w:p>
     <w:p>
@@ -2408,7 +2982,7 @@
           <w:sz w:val="32"/>
           <w:szCs w:val="32"/>
         </w:rPr>
-        <w:t xml:space="preserve">PASSO 3 — Planejamento Técnico</w:t>
+        <w:t xml:space="preserve">PASSO 4 — Planejamento Técnico</w:t>
       </w:r>
     </w:p>
     <w:p>
@@ -2442,7 +3016,7 @@
           <w:sz w:val="22"/>
           <w:szCs w:val="22"/>
         </w:rPr>
-        <w:t xml:space="preserve">Projetos sem UI: depois do /spec-check (Passo 1)</w:t>
+        <w:t xml:space="preserve">Projetos sem UI: depois do /spec-check (Passo 2)</w:t>
       </w:r>
     </w:p>
     <w:p>
@@ -2460,7 +3034,7 @@
           <w:sz w:val="22"/>
           <w:szCs w:val="22"/>
         </w:rPr>
-        <w:t xml:space="preserve">Projetos com UI: depois da UI Shell aprovada (Passo 2c)</w:t>
+        <w:t xml:space="preserve">Projetos com UI: depois da UI Shell aprovada (Passo 3c)</w:t>
       </w:r>
     </w:p>
     <w:p>
@@ -3073,7 +3647,7 @@
           <w:sz w:val="32"/>
           <w:szCs w:val="32"/>
         </w:rPr>
-        <w:t xml:space="preserve">PASSO 4 — Verificar o Plano</w:t>
+        <w:t xml:space="preserve">PASSO 5 — Verificar o Plano</w:t>
       </w:r>
     </w:p>
     <w:p>
@@ -4097,7 +4671,7 @@
           <w:sz w:val="32"/>
           <w:szCs w:val="32"/>
         </w:rPr>
-        <w:t xml:space="preserve">PASSO 5 — Implementação</w:t>
+        <w:t xml:space="preserve">PASSO 6 — Implementação</w:t>
       </w:r>
     </w:p>
     <w:p>
@@ -4186,7 +4760,7 @@
           <w:sz w:val="22"/>
           <w:szCs w:val="22"/>
         </w:rPr>
-        <w:t xml:space="preserve">O que acontece automaticamente</w:t>
+        <w:t xml:space="preserve">O que acontece automaticamente (Passo 6)</w:t>
       </w:r>
     </w:p>
     <w:p>
@@ -4933,7 +5507,7 @@
           <w:sz w:val="32"/>
           <w:szCs w:val="32"/>
         </w:rPr>
-        <w:t xml:space="preserve">PASSO 6 — Revisão de Código</w:t>
+        <w:t xml:space="preserve">PASSO 7 — Revisão de Código</w:t>
       </w:r>
     </w:p>
     <w:p>
@@ -4962,7 +5536,7 @@
           <w:sz w:val="22"/>
           <w:szCs w:val="22"/>
         </w:rPr>
-        <w:t xml:space="preserve">Depois da implementação estar concluída (Passo 5).</w:t>
+        <w:t xml:space="preserve">Depois da implementação estar concluída (Passo 6).</w:t>
       </w:r>
     </w:p>
     <w:p>
@@ -5261,7 +5835,7 @@
                 <w:sz w:val="20"/>
                 <w:szCs w:val="20"/>
               </w:rPr>
-              <w:t xml:space="preserve">Ir para Passo 7 (segurança)</w:t>
+              <w:t xml:space="preserve">Ir para Passo 8 (segurança)</w:t>
             </w:r>
           </w:p>
         </w:tc>
@@ -5401,7 +5975,7 @@
           <w:sz w:val="32"/>
           <w:szCs w:val="32"/>
         </w:rPr>
-        <w:t xml:space="preserve">PASSO 7 — Auditoria de Segurança</w:t>
+        <w:t xml:space="preserve">PASSO 8 — Auditoria de Segurança</w:t>
       </w:r>
     </w:p>
     <w:p>
@@ -5430,7 +6004,7 @@
           <w:sz w:val="22"/>
           <w:szCs w:val="22"/>
         </w:rPr>
-        <w:t xml:space="preserve">Junto com ou depois do /review (Passo 6).</w:t>
+        <w:t xml:space="preserve">Junto com ou depois do /review (Passo 7).</w:t>
       </w:r>
     </w:p>
     <w:p>
@@ -6076,7 +6650,7 @@
           <w:sz w:val="32"/>
           <w:szCs w:val="32"/>
         </w:rPr>
-        <w:t xml:space="preserve">PASSO 8 — Documentar Decisões</w:t>
+        <w:t xml:space="preserve">PASSO 9 — Documentar Decisões</w:t>
       </w:r>
     </w:p>
     <w:p>
@@ -6296,7 +6870,7 @@
           <w:sz w:val="32"/>
           <w:szCs w:val="32"/>
         </w:rPr>
-        <w:t xml:space="preserve">PASSO 9 — Verificação contra a Especificação</w:t>
+        <w:t xml:space="preserve">PASSO 10 — Verificação contra a Especificação</w:t>
       </w:r>
     </w:p>
     <w:p>
@@ -7584,7 +8158,7 @@
           <w:sz w:val="32"/>
           <w:szCs w:val="32"/>
         </w:rPr>
-        <w:t xml:space="preserve">PASSO 10 — Gate Final</w:t>
+        <w:t xml:space="preserve">PASSO 11 — Gate Final</w:t>
       </w:r>
     </w:p>
     <w:p>
@@ -8078,7 +8652,7 @@
           <w:sz w:val="32"/>
           <w:szCs w:val="32"/>
         </w:rPr>
-        <w:t xml:space="preserve">PASSO 11 — Verificar Estado do Projeto</w:t>
+        <w:t xml:space="preserve">PASSO 12 — Verificar Estado do Projeto</w:t>
       </w:r>
     </w:p>
     <w:p>
@@ -8323,7 +8897,7 @@
           <w:sz w:val="18"/>
           <w:szCs w:val="18"/>
         </w:rPr>
-        <w:t xml:space="preserve">                    PASSO 1: /spec-check</w:t>
+        <w:t xml:space="preserve">                    PASSO 1: /spec-create (se nao tem spec)</w:t>
       </w:r>
     </w:p>
     <w:p>
@@ -8353,6 +8927,36 @@
           <w:sz w:val="18"/>
           <w:szCs w:val="18"/>
         </w:rPr>
+        <w:t xml:space="preserve">                    PASSO 2: /spec-check</w:t>
+      </w:r>
+    </w:p>
+    <w:p>
+      <w:pPr>
+        <w:shd w:fill="F2F2F2" w:val="clear"/>
+        <w:spacing w:after="0"/>
+        <w:ind w:left="200"/>
+      </w:pPr>
+      <w:r>
+        <w:rPr>
+          <w:rFonts w:ascii="Consolas" w:cs="Consolas" w:eastAsia="Consolas" w:hAnsi="Consolas"/>
+          <w:sz w:val="18"/>
+          <w:szCs w:val="18"/>
+        </w:rPr>
+        <w:t xml:space="preserve">                          |</w:t>
+      </w:r>
+    </w:p>
+    <w:p>
+      <w:pPr>
+        <w:shd w:fill="F2F2F2" w:val="clear"/>
+        <w:spacing w:after="0"/>
+        <w:ind w:left="200"/>
+      </w:pPr>
+      <w:r>
+        <w:rPr>
+          <w:rFonts w:ascii="Consolas" w:cs="Consolas" w:eastAsia="Consolas" w:hAnsi="Consolas"/>
+          <w:sz w:val="18"/>
+          <w:szCs w:val="18"/>
+        </w:rPr>
         <w:t xml:space="preserve">              +-----------+-----------+</w:t>
       </w:r>
     </w:p>
@@ -8413,37 +9017,37 @@
           <w:sz w:val="18"/>
           <w:szCs w:val="18"/>
         </w:rPr>
-        <w:t xml:space="preserve">     PASSO 2a: /ui-plan               |</w:t>
-      </w:r>
-    </w:p>
-    <w:p>
-      <w:pPr>
-        <w:shd w:fill="F2F2F2" w:val="clear"/>
-        <w:spacing w:after="0"/>
-        <w:ind w:left="200"/>
-      </w:pPr>
-      <w:r>
-        <w:rPr>
-          <w:rFonts w:ascii="Consolas" w:cs="Consolas" w:eastAsia="Consolas" w:hAnsi="Consolas"/>
-          <w:sz w:val="18"/>
-          <w:szCs w:val="18"/>
-        </w:rPr>
-        <w:t xml:space="preserve">     PASSO 2b: /design-preview        |</w:t>
-      </w:r>
-    </w:p>
-    <w:p>
-      <w:pPr>
-        <w:shd w:fill="F2F2F2" w:val="clear"/>
-        <w:spacing w:after="0"/>
-        <w:ind w:left="200"/>
-      </w:pPr>
-      <w:r>
-        <w:rPr>
-          <w:rFonts w:ascii="Consolas" w:cs="Consolas" w:eastAsia="Consolas" w:hAnsi="Consolas"/>
-          <w:sz w:val="18"/>
-          <w:szCs w:val="18"/>
-        </w:rPr>
-        <w:t xml:space="preserve">     PASSO 2c: UI Shell               |</w:t>
+        <w:t xml:space="preserve">     PASSO 3a: /ui-plan               |</w:t>
+      </w:r>
+    </w:p>
+    <w:p>
+      <w:pPr>
+        <w:shd w:fill="F2F2F2" w:val="clear"/>
+        <w:spacing w:after="0"/>
+        <w:ind w:left="200"/>
+      </w:pPr>
+      <w:r>
+        <w:rPr>
+          <w:rFonts w:ascii="Consolas" w:cs="Consolas" w:eastAsia="Consolas" w:hAnsi="Consolas"/>
+          <w:sz w:val="18"/>
+          <w:szCs w:val="18"/>
+        </w:rPr>
+        <w:t xml:space="preserve">     PASSO 3b: /design-preview        |</w:t>
+      </w:r>
+    </w:p>
+    <w:p>
+      <w:pPr>
+        <w:shd w:fill="F2F2F2" w:val="clear"/>
+        <w:spacing w:after="0"/>
+        <w:ind w:left="200"/>
+      </w:pPr>
+      <w:r>
+        <w:rPr>
+          <w:rFonts w:ascii="Consolas" w:cs="Consolas" w:eastAsia="Consolas" w:hAnsi="Consolas"/>
+          <w:sz w:val="18"/>
+          <w:szCs w:val="18"/>
+        </w:rPr>
+        <w:t xml:space="preserve">     PASSO 3c: UI Shell               |</w:t>
       </w:r>
     </w:p>
     <w:p>
@@ -8503,7 +9107,7 @@
           <w:sz w:val="18"/>
           <w:szCs w:val="18"/>
         </w:rPr>
-        <w:t xml:space="preserve">                    PASSO 3: /plan</w:t>
+        <w:t xml:space="preserve">                    PASSO 4: /plan</w:t>
       </w:r>
     </w:p>
     <w:p>
@@ -8533,7 +9137,7 @@
           <w:sz w:val="18"/>
           <w:szCs w:val="18"/>
         </w:rPr>
-        <w:t xml:space="preserve">                    PASSO 4: /plan-review</w:t>
+        <w:t xml:space="preserve">                    PASSO 5: /plan-review</w:t>
       </w:r>
     </w:p>
     <w:p>
@@ -8563,7 +9167,7 @@
           <w:sz w:val="18"/>
           <w:szCs w:val="18"/>
         </w:rPr>
-        <w:t xml:space="preserve">                    PASSO 5: implementação</w:t>
+        <w:t xml:space="preserve">                    PASSO 6: implementacao</w:t>
       </w:r>
     </w:p>
     <w:p>
@@ -8593,7 +9197,7 @@
           <w:sz w:val="18"/>
           <w:szCs w:val="18"/>
         </w:rPr>
-        <w:t xml:space="preserve">                    PASSO 6: /review</w:t>
+        <w:t xml:space="preserve">                    PASSO 7: /review</w:t>
       </w:r>
     </w:p>
     <w:p>
@@ -8623,7 +9227,7 @@
           <w:sz w:val="18"/>
           <w:szCs w:val="18"/>
         </w:rPr>
-        <w:t xml:space="preserve">                    PASSO 7: /audit</w:t>
+        <w:t xml:space="preserve">                    PASSO 8: /audit</w:t>
       </w:r>
     </w:p>
     <w:p>
@@ -8653,7 +9257,7 @@
           <w:sz w:val="18"/>
           <w:szCs w:val="18"/>
         </w:rPr>
-        <w:t xml:space="preserve">                    PASSO 8: /justify</w:t>
+        <w:t xml:space="preserve">                    PASSO 9: /justify</w:t>
       </w:r>
     </w:p>
     <w:p>
@@ -8683,7 +9287,7 @@
           <w:sz w:val="18"/>
           <w:szCs w:val="18"/>
         </w:rPr>
-        <w:t xml:space="preserve">                    PASSO 9: /verify-spec</w:t>
+        <w:t xml:space="preserve">                    PASSO 10: /verify-spec</w:t>
       </w:r>
     </w:p>
     <w:p>
@@ -8713,7 +9317,7 @@
           <w:sz w:val="18"/>
           <w:szCs w:val="18"/>
         </w:rPr>
-        <w:t xml:space="preserve">                    PASSO 10: /ship-check</w:t>
+        <w:t xml:space="preserve">                    PASSO 11: /ship-check</w:t>
       </w:r>
     </w:p>
     <w:p>
@@ -8799,6 +9403,21 @@
           <w:sz w:val="18"/>
           <w:szCs w:val="18"/>
         </w:rPr>
+        <w:t xml:space="preserve">/spec-create                         # criar spec (se nao tem)</w:t>
+      </w:r>
+    </w:p>
+    <w:p>
+      <w:pPr>
+        <w:shd w:fill="F2F2F2" w:val="clear"/>
+        <w:spacing w:after="0"/>
+        <w:ind w:left="200"/>
+      </w:pPr>
+      <w:r>
+        <w:rPr>
+          <w:rFonts w:ascii="Consolas" w:cs="Consolas" w:eastAsia="Consolas" w:hAnsi="Consolas"/>
+          <w:sz w:val="18"/>
+          <w:szCs w:val="18"/>
+        </w:rPr>
         <w:t xml:space="preserve">/spec-check                          # validar spec</w:t>
       </w:r>
     </w:p>
@@ -8950,6 +9569,21 @@
           <w:sz w:val="18"/>
           <w:szCs w:val="18"/>
         </w:rPr>
+        <w:t xml:space="preserve">/spec-create                         # criar spec (se nao tem)</w:t>
+      </w:r>
+    </w:p>
+    <w:p>
+      <w:pPr>
+        <w:shd w:fill="F2F2F2" w:val="clear"/>
+        <w:spacing w:after="0"/>
+        <w:ind w:left="200"/>
+      </w:pPr>
+      <w:r>
+        <w:rPr>
+          <w:rFonts w:ascii="Consolas" w:cs="Consolas" w:eastAsia="Consolas" w:hAnsi="Consolas"/>
+          <w:sz w:val="18"/>
+          <w:szCs w:val="18"/>
+        </w:rPr>
         <w:t xml:space="preserve">/spec-check                          # validar spec</w:t>
       </w:r>
     </w:p>
@@ -9147,6 +9781,21 @@
           <w:szCs w:val="22"/>
         </w:rPr>
         <w:t xml:space="preserve">Cenário 3 — Script/CLI/automação</w:t>
+      </w:r>
+    </w:p>
+    <w:p>
+      <w:pPr>
+        <w:shd w:fill="F2F2F2" w:val="clear"/>
+        <w:spacing w:after="0"/>
+        <w:ind w:left="200"/>
+      </w:pPr>
+      <w:r>
+        <w:rPr>
+          <w:rFonts w:ascii="Consolas" w:cs="Consolas" w:eastAsia="Consolas" w:hAnsi="Consolas"/>
+          <w:sz w:val="18"/>
+          <w:szCs w:val="18"/>
+        </w:rPr>
+        <w:t xml:space="preserve">/spec-create                         # (opcional para scripts simples)</w:t>
       </w:r>
     </w:p>
     <w:p>
@@ -9639,7 +10288,7 @@
                 <w:sz w:val="20"/>
                 <w:szCs w:val="20"/>
               </w:rPr>
-              <w:t xml:space="preserve">/spec-check</w:t>
+              <w:t xml:space="preserve">/spec-create</w:t>
             </w:r>
           </w:p>
         </w:tc>
@@ -9666,7 +10315,7 @@
                 <w:sz w:val="20"/>
                 <w:szCs w:val="20"/>
               </w:rPr>
-              <w:t xml:space="preserve">Valida spec antes de planejar</w:t>
+              <w:t xml:space="preserve">Cria spec do zero (workflow interativo)</w:t>
             </w:r>
           </w:p>
         </w:tc>
@@ -9693,7 +10342,7 @@
                 <w:sz w:val="20"/>
                 <w:szCs w:val="20"/>
               </w:rPr>
-              <w:t xml:space="preserve">Sempre primeiro</w:t>
+              <w:t xml:space="preserve">Projeto novo sem spec</w:t>
             </w:r>
           </w:p>
         </w:tc>
@@ -9722,7 +10371,7 @@
                 <w:sz w:val="20"/>
                 <w:szCs w:val="20"/>
               </w:rPr>
-              <w:t xml:space="preserve">/ui-plan</w:t>
+              <w:t xml:space="preserve">/spec-check</w:t>
             </w:r>
           </w:p>
         </w:tc>
@@ -9749,7 +10398,7 @@
                 <w:sz w:val="20"/>
                 <w:szCs w:val="20"/>
               </w:rPr>
-              <w:t xml:space="preserve">Planeja telas e navegação</w:t>
+              <w:t xml:space="preserve">Valida spec antes de planejar</w:t>
             </w:r>
           </w:p>
         </w:tc>
@@ -9776,7 +10425,7 @@
                 <w:sz w:val="20"/>
                 <w:szCs w:val="20"/>
               </w:rPr>
-              <w:t xml:space="preserve">Projetos com UI</w:t>
+              <w:t xml:space="preserve">Sempre antes de planejar</w:t>
             </w:r>
           </w:p>
         </w:tc>
@@ -9805,7 +10454,7 @@
                 <w:sz w:val="20"/>
                 <w:szCs w:val="20"/>
               </w:rPr>
-              <w:t xml:space="preserve">/design-preview</w:t>
+              <w:t xml:space="preserve">/skills-gap</w:t>
             </w:r>
           </w:p>
         </w:tc>
@@ -9832,7 +10481,7 @@
                 <w:sz w:val="20"/>
                 <w:szCs w:val="20"/>
               </w:rPr>
-              <w:t xml:space="preserve">Gera opções de Design System</w:t>
+              <w:t xml:space="preserve">Identifica lacunas e sugere skills externas</w:t>
             </w:r>
           </w:p>
         </w:tc>
@@ -9859,7 +10508,7 @@
                 <w:sz w:val="20"/>
                 <w:szCs w:val="20"/>
               </w:rPr>
-              <w:t xml:space="preserve">Projetos com UI</w:t>
+              <w:t xml:space="preserve">Após setup do projeto</w:t>
             </w:r>
           </w:p>
         </w:tc>
@@ -9888,7 +10537,7 @@
                 <w:sz w:val="20"/>
                 <w:szCs w:val="20"/>
               </w:rPr>
-              <w:t xml:space="preserve">/plan</w:t>
+              <w:t xml:space="preserve">/ui-plan</w:t>
             </w:r>
           </w:p>
         </w:tc>
@@ -9915,7 +10564,7 @@
                 <w:sz w:val="20"/>
                 <w:szCs w:val="20"/>
               </w:rPr>
-              <w:t xml:space="preserve">Cria plano de implementação</w:t>
+              <w:t xml:space="preserve">Planeja telas e navegação</w:t>
             </w:r>
           </w:p>
         </w:tc>
@@ -9942,7 +10591,7 @@
                 <w:sz w:val="20"/>
                 <w:szCs w:val="20"/>
               </w:rPr>
-              <w:t xml:space="preserve">Antes de codar</w:t>
+              <w:t xml:space="preserve">Projetos com UI</w:t>
             </w:r>
           </w:p>
         </w:tc>
@@ -9971,7 +10620,7 @@
                 <w:sz w:val="20"/>
                 <w:szCs w:val="20"/>
               </w:rPr>
-              <w:t xml:space="preserve">/plan-review</w:t>
+              <w:t xml:space="preserve">/design-preview</w:t>
             </w:r>
           </w:p>
         </w:tc>
@@ -9998,7 +10647,7 @@
                 <w:sz w:val="20"/>
                 <w:szCs w:val="20"/>
               </w:rPr>
-              <w:t xml:space="preserve">Verifica plano antes de codar</w:t>
+              <w:t xml:space="preserve">Gera opções de Design System</w:t>
             </w:r>
           </w:p>
         </w:tc>
@@ -10025,7 +10674,7 @@
                 <w:sz w:val="20"/>
                 <w:szCs w:val="20"/>
               </w:rPr>
-              <w:t xml:space="preserve">Depois do /plan</w:t>
+              <w:t xml:space="preserve">Projetos com UI</w:t>
             </w:r>
           </w:p>
         </w:tc>
@@ -10054,7 +10703,7 @@
                 <w:sz w:val="20"/>
                 <w:szCs w:val="20"/>
               </w:rPr>
-              <w:t xml:space="preserve">/review</w:t>
+              <w:t xml:space="preserve">/plan</w:t>
             </w:r>
           </w:p>
         </w:tc>
@@ -10081,7 +10730,7 @@
                 <w:sz w:val="20"/>
                 <w:szCs w:val="20"/>
               </w:rPr>
-              <w:t xml:space="preserve">Revisa qualidade do código</w:t>
+              <w:t xml:space="preserve">Cria plano de implementação</w:t>
             </w:r>
           </w:p>
         </w:tc>
@@ -10108,7 +10757,7 @@
                 <w:sz w:val="20"/>
                 <w:szCs w:val="20"/>
               </w:rPr>
-              <w:t xml:space="preserve">Depois de codar</w:t>
+              <w:t xml:space="preserve">Antes de codar</w:t>
             </w:r>
           </w:p>
         </w:tc>
@@ -10137,7 +10786,7 @@
                 <w:sz w:val="20"/>
                 <w:szCs w:val="20"/>
               </w:rPr>
-              <w:t xml:space="preserve">/audit</w:t>
+              <w:t xml:space="preserve">/plan-review</w:t>
             </w:r>
           </w:p>
         </w:tc>
@@ -10164,7 +10813,7 @@
                 <w:sz w:val="20"/>
                 <w:szCs w:val="20"/>
               </w:rPr>
-              <w:t xml:space="preserve">Auditoria geral de segurança</w:t>
+              <w:t xml:space="preserve">Verifica plano antes de codar</w:t>
             </w:r>
           </w:p>
         </w:tc>
@@ -10191,7 +10840,7 @@
                 <w:sz w:val="20"/>
                 <w:szCs w:val="20"/>
               </w:rPr>
-              <w:t xml:space="preserve">Depois de codar</w:t>
+              <w:t xml:space="preserve">Depois do /plan</w:t>
             </w:r>
           </w:p>
         </w:tc>
@@ -10220,7 +10869,7 @@
                 <w:sz w:val="20"/>
                 <w:szCs w:val="20"/>
               </w:rPr>
-              <w:t xml:space="preserve">/web-audit</w:t>
+              <w:t xml:space="preserve">/review</w:t>
             </w:r>
           </w:p>
         </w:tc>
@@ -10247,7 +10896,7 @@
                 <w:sz w:val="20"/>
                 <w:szCs w:val="20"/>
               </w:rPr>
-              <w:t xml:space="preserve">Segurança web e API</w:t>
+              <w:t xml:space="preserve">Revisa qualidade do código</w:t>
             </w:r>
           </w:p>
         </w:tc>
@@ -10274,7 +10923,7 @@
                 <w:sz w:val="20"/>
                 <w:szCs w:val="20"/>
               </w:rPr>
-              <w:t xml:space="preserve">Projetos web</w:t>
+              <w:t xml:space="preserve">Depois de codar</w:t>
             </w:r>
           </w:p>
         </w:tc>
@@ -10303,7 +10952,7 @@
                 <w:sz w:val="20"/>
                 <w:szCs w:val="20"/>
               </w:rPr>
-              <w:t xml:space="preserve">/db-audit</w:t>
+              <w:t xml:space="preserve">/audit</w:t>
             </w:r>
           </w:p>
         </w:tc>
@@ -10330,7 +10979,7 @@
                 <w:sz w:val="20"/>
                 <w:szCs w:val="20"/>
               </w:rPr>
-              <w:t xml:space="preserve">Segurança de banco</w:t>
+              <w:t xml:space="preserve">Auditoria geral de segurança</w:t>
             </w:r>
           </w:p>
         </w:tc>
@@ -10357,7 +11006,7 @@
                 <w:sz w:val="20"/>
                 <w:szCs w:val="20"/>
               </w:rPr>
-              <w:t xml:space="preserve">Projetos com banco</w:t>
+              <w:t xml:space="preserve">Depois de codar</w:t>
             </w:r>
           </w:p>
         </w:tc>
@@ -10386,7 +11035,7 @@
                 <w:sz w:val="20"/>
                 <w:szCs w:val="20"/>
               </w:rPr>
-              <w:t xml:space="preserve">/k8s-audit</w:t>
+              <w:t xml:space="preserve">/web-audit</w:t>
             </w:r>
           </w:p>
         </w:tc>
@@ -10413,7 +11062,7 @@
                 <w:sz w:val="20"/>
                 <w:szCs w:val="20"/>
               </w:rPr>
-              <w:t xml:space="preserve">Segurança Kubernetes</w:t>
+              <w:t xml:space="preserve">Segurança web e API</w:t>
             </w:r>
           </w:p>
         </w:tc>
@@ -10440,7 +11089,7 @@
                 <w:sz w:val="20"/>
                 <w:szCs w:val="20"/>
               </w:rPr>
-              <w:t xml:space="preserve">Projetos com K8s</w:t>
+              <w:t xml:space="preserve">Projetos web</w:t>
             </w:r>
           </w:p>
         </w:tc>
@@ -10469,7 +11118,7 @@
                 <w:sz w:val="20"/>
                 <w:szCs w:val="20"/>
               </w:rPr>
-              <w:t xml:space="preserve">/justify</w:t>
+              <w:t xml:space="preserve">/db-audit</w:t>
             </w:r>
           </w:p>
         </w:tc>
@@ -10496,7 +11145,7 @@
                 <w:sz w:val="20"/>
                 <w:szCs w:val="20"/>
               </w:rPr>
-              <w:t xml:space="preserve">Documenta decisões técnicas</w:t>
+              <w:t xml:space="preserve">Segurança de banco</w:t>
             </w:r>
           </w:p>
         </w:tc>
@@ -10523,7 +11172,7 @@
                 <w:sz w:val="20"/>
                 <w:szCs w:val="20"/>
               </w:rPr>
-              <w:t xml:space="preserve">Depois de correções</w:t>
+              <w:t xml:space="preserve">Projetos com banco</w:t>
             </w:r>
           </w:p>
         </w:tc>
@@ -10552,7 +11201,7 @@
                 <w:sz w:val="20"/>
                 <w:szCs w:val="20"/>
               </w:rPr>
-              <w:t xml:space="preserve">/verify-spec</w:t>
+              <w:t xml:space="preserve">/k8s-audit</w:t>
             </w:r>
           </w:p>
         </w:tc>
@@ -10579,7 +11228,7 @@
                 <w:sz w:val="20"/>
                 <w:szCs w:val="20"/>
               </w:rPr>
-              <w:t xml:space="preserve">Verifica se código entrega o que a spec pediu</w:t>
+              <w:t xml:space="preserve">Segurança Kubernetes</w:t>
             </w:r>
           </w:p>
         </w:tc>
@@ -10606,7 +11255,7 @@
                 <w:sz w:val="20"/>
                 <w:szCs w:val="20"/>
               </w:rPr>
-              <w:t xml:space="preserve">Depois do /review</w:t>
+              <w:t xml:space="preserve">Projetos com K8s</w:t>
             </w:r>
           </w:p>
         </w:tc>
@@ -10635,7 +11284,7 @@
                 <w:sz w:val="20"/>
                 <w:szCs w:val="20"/>
               </w:rPr>
-              <w:t xml:space="preserve">/ship-check</w:t>
+              <w:t xml:space="preserve">/justify</w:t>
             </w:r>
           </w:p>
         </w:tc>
@@ -10662,7 +11311,7 @@
                 <w:sz w:val="20"/>
                 <w:szCs w:val="20"/>
               </w:rPr>
-              <w:t xml:space="preserve">Gate final pré-entrega</w:t>
+              <w:t xml:space="preserve">Documenta decisões técnicas</w:t>
             </w:r>
           </w:p>
         </w:tc>
@@ -10689,7 +11338,7 @@
                 <w:sz w:val="20"/>
                 <w:szCs w:val="20"/>
               </w:rPr>
-              <w:t xml:space="preserve">Último passo</w:t>
+              <w:t xml:space="preserve">Depois de correções</w:t>
             </w:r>
           </w:p>
         </w:tc>
@@ -10718,6 +11367,172 @@
                 <w:sz w:val="20"/>
                 <w:szCs w:val="20"/>
               </w:rPr>
+              <w:t xml:space="preserve">/verify-spec</w:t>
+            </w:r>
+          </w:p>
+        </w:tc>
+        <w:tc>
+          <w:tcPr>
+            <w:tcW w:type="dxa" w:w="4300"/>
+            <w:tcBorders>
+              <w:top w:val="single" w:color="AAAAAA" w:sz="1"/>
+              <w:left w:val="single" w:color="AAAAAA" w:sz="1"/>
+              <w:bottom w:val="single" w:color="AAAAAA" w:sz="1"/>
+              <w:right w:val="single" w:color="AAAAAA" w:sz="1"/>
+            </w:tcBorders>
+            <w:tcMar>
+              <w:top w:type="dxa" w:w="60"/>
+              <w:left w:type="dxa" w:w="100"/>
+              <w:bottom w:type="dxa" w:w="60"/>
+              <w:right w:type="dxa" w:w="100"/>
+            </w:tcMar>
+          </w:tcPr>
+          <w:p>
+            <w:r>
+              <w:rPr>
+                <w:rFonts w:ascii="Calibri" w:cs="Calibri" w:eastAsia="Calibri" w:hAnsi="Calibri"/>
+                <w:sz w:val="20"/>
+                <w:szCs w:val="20"/>
+              </w:rPr>
+              <w:t xml:space="preserve">Verifica se código entrega o que a spec pediu</w:t>
+            </w:r>
+          </w:p>
+        </w:tc>
+        <w:tc>
+          <w:tcPr>
+            <w:tcW w:type="dxa" w:w="2860"/>
+            <w:tcBorders>
+              <w:top w:val="single" w:color="AAAAAA" w:sz="1"/>
+              <w:left w:val="single" w:color="AAAAAA" w:sz="1"/>
+              <w:bottom w:val="single" w:color="AAAAAA" w:sz="1"/>
+              <w:right w:val="single" w:color="AAAAAA" w:sz="1"/>
+            </w:tcBorders>
+            <w:tcMar>
+              <w:top w:type="dxa" w:w="60"/>
+              <w:left w:type="dxa" w:w="100"/>
+              <w:bottom w:type="dxa" w:w="60"/>
+              <w:right w:type="dxa" w:w="100"/>
+            </w:tcMar>
+          </w:tcPr>
+          <w:p>
+            <w:r>
+              <w:rPr>
+                <w:rFonts w:ascii="Calibri" w:cs="Calibri" w:eastAsia="Calibri" w:hAnsi="Calibri"/>
+                <w:sz w:val="20"/>
+                <w:szCs w:val="20"/>
+              </w:rPr>
+              <w:t xml:space="preserve">Depois do /review</w:t>
+            </w:r>
+          </w:p>
+        </w:tc>
+      </w:tr>
+      <w:tr>
+        <w:tc>
+          <w:tcPr>
+            <w:tcW w:type="dxa" w:w="2200"/>
+            <w:tcBorders>
+              <w:top w:val="single" w:color="AAAAAA" w:sz="1"/>
+              <w:left w:val="single" w:color="AAAAAA" w:sz="1"/>
+              <w:bottom w:val="single" w:color="AAAAAA" w:sz="1"/>
+              <w:right w:val="single" w:color="AAAAAA" w:sz="1"/>
+            </w:tcBorders>
+            <w:tcMar>
+              <w:top w:type="dxa" w:w="60"/>
+              <w:left w:type="dxa" w:w="100"/>
+              <w:bottom w:type="dxa" w:w="60"/>
+              <w:right w:type="dxa" w:w="100"/>
+            </w:tcMar>
+          </w:tcPr>
+          <w:p>
+            <w:r>
+              <w:rPr>
+                <w:rFonts w:ascii="Calibri" w:cs="Calibri" w:eastAsia="Calibri" w:hAnsi="Calibri"/>
+                <w:sz w:val="20"/>
+                <w:szCs w:val="20"/>
+              </w:rPr>
+              <w:t xml:space="preserve">/ship-check</w:t>
+            </w:r>
+          </w:p>
+        </w:tc>
+        <w:tc>
+          <w:tcPr>
+            <w:tcW w:type="dxa" w:w="4300"/>
+            <w:tcBorders>
+              <w:top w:val="single" w:color="AAAAAA" w:sz="1"/>
+              <w:left w:val="single" w:color="AAAAAA" w:sz="1"/>
+              <w:bottom w:val="single" w:color="AAAAAA" w:sz="1"/>
+              <w:right w:val="single" w:color="AAAAAA" w:sz="1"/>
+            </w:tcBorders>
+            <w:tcMar>
+              <w:top w:type="dxa" w:w="60"/>
+              <w:left w:type="dxa" w:w="100"/>
+              <w:bottom w:type="dxa" w:w="60"/>
+              <w:right w:type="dxa" w:w="100"/>
+            </w:tcMar>
+          </w:tcPr>
+          <w:p>
+            <w:r>
+              <w:rPr>
+                <w:rFonts w:ascii="Calibri" w:cs="Calibri" w:eastAsia="Calibri" w:hAnsi="Calibri"/>
+                <w:sz w:val="20"/>
+                <w:szCs w:val="20"/>
+              </w:rPr>
+              <w:t xml:space="preserve">Gate final pré-entrega</w:t>
+            </w:r>
+          </w:p>
+        </w:tc>
+        <w:tc>
+          <w:tcPr>
+            <w:tcW w:type="dxa" w:w="2860"/>
+            <w:tcBorders>
+              <w:top w:val="single" w:color="AAAAAA" w:sz="1"/>
+              <w:left w:val="single" w:color="AAAAAA" w:sz="1"/>
+              <w:bottom w:val="single" w:color="AAAAAA" w:sz="1"/>
+              <w:right w:val="single" w:color="AAAAAA" w:sz="1"/>
+            </w:tcBorders>
+            <w:tcMar>
+              <w:top w:type="dxa" w:w="60"/>
+              <w:left w:type="dxa" w:w="100"/>
+              <w:bottom w:type="dxa" w:w="60"/>
+              <w:right w:type="dxa" w:w="100"/>
+            </w:tcMar>
+          </w:tcPr>
+          <w:p>
+            <w:r>
+              <w:rPr>
+                <w:rFonts w:ascii="Calibri" w:cs="Calibri" w:eastAsia="Calibri" w:hAnsi="Calibri"/>
+                <w:sz w:val="20"/>
+                <w:szCs w:val="20"/>
+              </w:rPr>
+              <w:t xml:space="preserve">Último passo</w:t>
+            </w:r>
+          </w:p>
+        </w:tc>
+      </w:tr>
+      <w:tr>
+        <w:tc>
+          <w:tcPr>
+            <w:tcW w:type="dxa" w:w="2200"/>
+            <w:tcBorders>
+              <w:top w:val="single" w:color="AAAAAA" w:sz="1"/>
+              <w:left w:val="single" w:color="AAAAAA" w:sz="1"/>
+              <w:bottom w:val="single" w:color="AAAAAA" w:sz="1"/>
+              <w:right w:val="single" w:color="AAAAAA" w:sz="1"/>
+            </w:tcBorders>
+            <w:tcMar>
+              <w:top w:type="dxa" w:w="60"/>
+              <w:left w:type="dxa" w:w="100"/>
+              <w:bottom w:type="dxa" w:w="60"/>
+              <w:right w:type="dxa" w:w="100"/>
+            </w:tcMar>
+          </w:tcPr>
+          <w:p>
+            <w:r>
+              <w:rPr>
+                <w:rFonts w:ascii="Calibri" w:cs="Calibri" w:eastAsia="Calibri" w:hAnsi="Calibri"/>
+                <w:sz w:val="20"/>
+                <w:szCs w:val="20"/>
+              </w:rPr>
               <w:t xml:space="preserve">/status-check</w:t>
             </w:r>
           </w:p>
@@ -10773,6 +11588,89 @@
                 <w:szCs w:val="20"/>
               </w:rPr>
               <w:t xml:space="preserve">Qualquer momento</w:t>
+            </w:r>
+          </w:p>
+        </w:tc>
+      </w:tr>
+      <w:tr>
+        <w:tc>
+          <w:tcPr>
+            <w:tcW w:type="dxa" w:w="2200"/>
+            <w:tcBorders>
+              <w:top w:val="single" w:color="AAAAAA" w:sz="1"/>
+              <w:left w:val="single" w:color="AAAAAA" w:sz="1"/>
+              <w:bottom w:val="single" w:color="AAAAAA" w:sz="1"/>
+              <w:right w:val="single" w:color="AAAAAA" w:sz="1"/>
+            </w:tcBorders>
+            <w:tcMar>
+              <w:top w:type="dxa" w:w="60"/>
+              <w:left w:type="dxa" w:w="100"/>
+              <w:bottom w:type="dxa" w:w="60"/>
+              <w:right w:type="dxa" w:w="100"/>
+            </w:tcMar>
+          </w:tcPr>
+          <w:p>
+            <w:r>
+              <w:rPr>
+                <w:rFonts w:ascii="Calibri" w:cs="Calibri" w:eastAsia="Calibri" w:hAnsi="Calibri"/>
+                <w:sz w:val="20"/>
+                <w:szCs w:val="20"/>
+              </w:rPr>
+              <w:t xml:space="preserve">/memory-consolidate</w:t>
+            </w:r>
+          </w:p>
+        </w:tc>
+        <w:tc>
+          <w:tcPr>
+            <w:tcW w:type="dxa" w:w="4300"/>
+            <w:tcBorders>
+              <w:top w:val="single" w:color="AAAAAA" w:sz="1"/>
+              <w:left w:val="single" w:color="AAAAAA" w:sz="1"/>
+              <w:bottom w:val="single" w:color="AAAAAA" w:sz="1"/>
+              <w:right w:val="single" w:color="AAAAAA" w:sz="1"/>
+            </w:tcBorders>
+            <w:tcMar>
+              <w:top w:type="dxa" w:w="60"/>
+              <w:left w:type="dxa" w:w="100"/>
+              <w:bottom w:type="dxa" w:w="60"/>
+              <w:right w:type="dxa" w:w="100"/>
+            </w:tcMar>
+          </w:tcPr>
+          <w:p>
+            <w:r>
+              <w:rPr>
+                <w:rFonts w:ascii="Calibri" w:cs="Calibri" w:eastAsia="Calibri" w:hAnsi="Calibri"/>
+                <w:sz w:val="20"/>
+                <w:szCs w:val="20"/>
+              </w:rPr>
+              <w:t xml:space="preserve">Consolida memória (ledger + feedbacks)</w:t>
+            </w:r>
+          </w:p>
+        </w:tc>
+        <w:tc>
+          <w:tcPr>
+            <w:tcW w:type="dxa" w:w="2860"/>
+            <w:tcBorders>
+              <w:top w:val="single" w:color="AAAAAA" w:sz="1"/>
+              <w:left w:val="single" w:color="AAAAAA" w:sz="1"/>
+              <w:bottom w:val="single" w:color="AAAAAA" w:sz="1"/>
+              <w:right w:val="single" w:color="AAAAAA" w:sz="1"/>
+            </w:tcBorders>
+            <w:tcMar>
+              <w:top w:type="dxa" w:w="60"/>
+              <w:left w:type="dxa" w:w="100"/>
+              <w:bottom w:type="dxa" w:w="60"/>
+              <w:right w:type="dxa" w:w="100"/>
+            </w:tcMar>
+          </w:tcPr>
+          <w:p>
+            <w:r>
+              <w:rPr>
+                <w:rFonts w:ascii="Calibri" w:cs="Calibri" w:eastAsia="Calibri" w:hAnsi="Calibri"/>
+                <w:sz w:val="20"/>
+                <w:szCs w:val="20"/>
+              </w:rPr>
+              <w:t xml:space="preserve">Quando ledger &gt;150 linhas</w:t>
             </w:r>
           </w:p>
         </w:tc>
@@ -13821,7 +14719,7 @@
                 <w:sz w:val="20"/>
                 <w:szCs w:val="20"/>
               </w:rPr>
-              <w:t xml:space="preserve">CLAUDE.md + 19 rules</w:t>
+              <w:t xml:space="preserve">CLAUDE.md + 21 rules</w:t>
             </w:r>
           </w:p>
         </w:tc>
